--- a/CÔNG TY TNHH SEVEN EXPRESS/GPKD.docx
+++ b/CÔNG TY TNHH SEVEN EXPRESS/GPKD.docx
@@ -30,63 +30,7 @@
                 <w:b/>
                 <w:sz w:val="22"/>
               </w:rPr>
-              <w:t>S</w:t>
-            </w:r>
-            <w:r>
-              <w:rPr>
-                <w:b/>
-                <w:sz w:val="22"/>
-              </w:rPr>
-              <w:t>Ở</w:t>
-            </w:r>
-            <w:r>
-              <w:rPr>
-                <w:b/>
-                <w:sz w:val="22"/>
-              </w:rPr>
-              <w:t xml:space="preserve"> K</w:t>
-            </w:r>
-            <w:r>
-              <w:rPr>
-                <w:b/>
-                <w:sz w:val="22"/>
-              </w:rPr>
-              <w:t>Ế</w:t>
-            </w:r>
-            <w:r>
-              <w:rPr>
-                <w:b/>
-                <w:sz w:val="22"/>
-              </w:rPr>
-              <w:t xml:space="preserve"> HO</w:t>
-            </w:r>
-            <w:r>
-              <w:rPr>
-                <w:b/>
-                <w:sz w:val="22"/>
-              </w:rPr>
-              <w:t>Ạ</w:t>
-            </w:r>
-            <w:r>
-              <w:rPr>
-                <w:b/>
-                <w:sz w:val="22"/>
-              </w:rPr>
-              <w:t>CH VÀ Đ</w:t>
-            </w:r>
-            <w:r>
-              <w:rPr>
-                <w:b/>
-                <w:sz w:val="22"/>
-              </w:rPr>
-              <w:t>Ầ</w:t>
-            </w:r>
-            <w:r>
-              <w:rPr>
-                <w:b/>
-                <w:sz w:val="22"/>
-              </w:rPr>
-              <w:t>U TƯ</w:t>
+              <w:t>SỞ KẾ HOẠCH VÀ ĐẦU TƯ</w:t>
             </w:r>
             <w:r>
               <w:rPr>
@@ -94,21 +38,7 @@
                 <w:sz w:val="22"/>
               </w:rPr>
               <w:br/>
-              <w:t>T</w:t>
-            </w:r>
-            <w:r>
-              <w:rPr>
-                <w:b/>
-                <w:sz w:val="22"/>
-              </w:rPr>
-              <w:t>Ỉ</w:t>
-            </w:r>
-            <w:r>
-              <w:rPr>
-                <w:b/>
-                <w:sz w:val="22"/>
-              </w:rPr>
-              <w:t>NH BÌNH DƯƠNG</w:t>
+              <w:t>TỈNH BÌNH DƯƠNG</w:t>
             </w:r>
             <w:r>
               <w:rPr>
@@ -134,63 +64,7 @@
                 <w:b/>
                 <w:sz w:val="22"/>
               </w:rPr>
-              <w:t>C</w:t>
-            </w:r>
-            <w:r>
-              <w:rPr>
-                <w:b/>
-                <w:sz w:val="22"/>
-              </w:rPr>
-              <w:t>Ộ</w:t>
-            </w:r>
-            <w:r>
-              <w:rPr>
-                <w:b/>
-                <w:sz w:val="22"/>
-              </w:rPr>
-              <w:t>NG HÒA XÃ H</w:t>
-            </w:r>
-            <w:r>
-              <w:rPr>
-                <w:b/>
-                <w:sz w:val="22"/>
-              </w:rPr>
-              <w:t>Ộ</w:t>
-            </w:r>
-            <w:r>
-              <w:rPr>
-                <w:b/>
-                <w:sz w:val="22"/>
-              </w:rPr>
-              <w:t>I CH</w:t>
-            </w:r>
-            <w:r>
-              <w:rPr>
-                <w:b/>
-                <w:sz w:val="22"/>
-              </w:rPr>
-              <w:t>Ủ</w:t>
-            </w:r>
-            <w:r>
-              <w:rPr>
-                <w:b/>
-                <w:sz w:val="22"/>
-              </w:rPr>
-              <w:t xml:space="preserve"> NGHĨA VI</w:t>
-            </w:r>
-            <w:r>
-              <w:rPr>
-                <w:b/>
-                <w:sz w:val="22"/>
-              </w:rPr>
-              <w:t>Ệ</w:t>
-            </w:r>
-            <w:r>
-              <w:rPr>
-                <w:b/>
-                <w:sz w:val="22"/>
-              </w:rPr>
-              <w:t>T NAM</w:t>
+              <w:t>CỘNG HÒA XÃ HỘI CHỦ NGHĨA VIỆT NAM</w:t>
             </w:r>
             <w:r>
               <w:rPr>
@@ -203,55 +77,7 @@
               <w:rPr>
                 <w:b/>
               </w:rPr>
-              <w:t>Đ</w:t>
-            </w:r>
-            <w:r>
-              <w:rPr>
-                <w:b/>
-              </w:rPr>
-              <w:t>ộ</w:t>
-            </w:r>
-            <w:r>
-              <w:rPr>
-                <w:b/>
-              </w:rPr>
-              <w:t>c l</w:t>
-            </w:r>
-            <w:r>
-              <w:rPr>
-                <w:b/>
-              </w:rPr>
-              <w:t>ậ</w:t>
-            </w:r>
-            <w:r>
-              <w:rPr>
-                <w:b/>
-              </w:rPr>
-              <w:t>p – T</w:t>
-            </w:r>
-            <w:r>
-              <w:rPr>
-                <w:b/>
-              </w:rPr>
-              <w:t>ự</w:t>
-            </w:r>
-            <w:r>
-              <w:rPr>
-                <w:b/>
-              </w:rPr>
-              <w:t xml:space="preserve"> do – H</w:t>
-            </w:r>
-            <w:r>
-              <w:rPr>
-                <w:b/>
-              </w:rPr>
-              <w:t>ạ</w:t>
-            </w:r>
-            <w:r>
-              <w:rPr>
-                <w:b/>
-              </w:rPr>
-              <w:t>nh phúc</w:t>
+              <w:t>Độc lập – Tự do – Hạnh phúc</w:t>
             </w:r>
           </w:p>
         </w:tc>
@@ -273,71 +99,7 @@
           <w:color w:val="B40000"/>
           <w:sz w:val="30"/>
         </w:rPr>
-        <w:t>GI</w:t>
-      </w:r>
-      <w:r>
-        <w:rPr>
-          <w:b/>
-          <w:color w:val="B40000"/>
-          <w:sz w:val="30"/>
-        </w:rPr>
-        <w:t>Ấ</w:t>
-      </w:r>
-      <w:r>
-        <w:rPr>
-          <w:b/>
-          <w:color w:val="B40000"/>
-          <w:sz w:val="30"/>
-        </w:rPr>
-        <w:t>Y CH</w:t>
-      </w:r>
-      <w:r>
-        <w:rPr>
-          <w:b/>
-          <w:color w:val="B40000"/>
-          <w:sz w:val="30"/>
-        </w:rPr>
-        <w:t>Ứ</w:t>
-      </w:r>
-      <w:r>
-        <w:rPr>
-          <w:b/>
-          <w:color w:val="B40000"/>
-          <w:sz w:val="30"/>
-        </w:rPr>
-        <w:t>NG NH</w:t>
-      </w:r>
-      <w:r>
-        <w:rPr>
-          <w:b/>
-          <w:color w:val="B40000"/>
-          <w:sz w:val="30"/>
-        </w:rPr>
-        <w:t>Ậ</w:t>
-      </w:r>
-      <w:r>
-        <w:rPr>
-          <w:b/>
-          <w:color w:val="B40000"/>
-          <w:sz w:val="30"/>
-        </w:rPr>
-        <w:t>N ĐĂNG KÝ DOANH NGHI</w:t>
-      </w:r>
-      <w:r>
-        <w:rPr>
-          <w:b/>
-          <w:color w:val="B40000"/>
-          <w:sz w:val="30"/>
-        </w:rPr>
-        <w:t>Ệ</w:t>
-      </w:r>
-      <w:r>
-        <w:rPr>
-          <w:b/>
-          <w:color w:val="B40000"/>
-          <w:sz w:val="30"/>
-        </w:rPr>
-        <w:t>P</w:t>
+        <w:t>GIẤY CHỨNG NHẬN ĐĂNG KÝ DOANH NGHIỆP</w:t>
       </w:r>
       <w:r>
         <w:rPr>
@@ -352,63 +114,7 @@
           <w:b/>
           <w:sz w:val="26"/>
         </w:rPr>
-        <w:t>CÔNG TY TRÁCH NHI</w:t>
-      </w:r>
-      <w:r>
-        <w:rPr>
-          <w:b/>
-          <w:sz w:val="26"/>
-        </w:rPr>
-        <w:t>Ệ</w:t>
-      </w:r>
-      <w:r>
-        <w:rPr>
-          <w:b/>
-          <w:sz w:val="26"/>
-        </w:rPr>
-        <w:t>M H</w:t>
-      </w:r>
-      <w:r>
-        <w:rPr>
-          <w:b/>
-          <w:sz w:val="26"/>
-        </w:rPr>
-        <w:t>Ữ</w:t>
-      </w:r>
-      <w:r>
-        <w:rPr>
-          <w:b/>
-          <w:sz w:val="26"/>
-        </w:rPr>
-        <w:t>U H</w:t>
-      </w:r>
-      <w:r>
-        <w:rPr>
-          <w:b/>
-          <w:sz w:val="26"/>
-        </w:rPr>
-        <w:t>Ạ</w:t>
-      </w:r>
-      <w:r>
-        <w:rPr>
-          <w:b/>
-          <w:sz w:val="26"/>
-        </w:rPr>
-        <w:t>N M</w:t>
-      </w:r>
-      <w:r>
-        <w:rPr>
-          <w:b/>
-          <w:sz w:val="26"/>
-        </w:rPr>
-        <w:t>Ộ</w:t>
-      </w:r>
-      <w:r>
-        <w:rPr>
-          <w:b/>
-          <w:sz w:val="26"/>
-        </w:rPr>
-        <w:t>T THÀNH VIÊN</w:t>
+        <w:t>CÔNG TY TRÁCH NHIỆM HỮU HẠN MỘT THÀNH VIÊN</w:t>
       </w:r>
     </w:p>
     <w:p>
@@ -417,19 +123,7 @@
         <w:jc w:val="center"/>
       </w:pPr>
       <w:r>
-        <w:t>Mã s</w:t>
-      </w:r>
-      <w:r>
-        <w:t>ố</w:t>
-      </w:r>
-      <w:r>
-        <w:t xml:space="preserve"> doanh nghi</w:t>
-      </w:r>
-      <w:r>
-        <w:t>ệ</w:t>
-      </w:r>
-      <w:r>
-        <w:t xml:space="preserve">p: </w:t>
+        <w:t xml:space="preserve">Mã số doanh nghiệp: </w:t>
       </w:r>
       <w:r>
         <w:rPr>
@@ -447,80 +141,14 @@
         <w:rPr>
           <w:i/>
         </w:rPr>
-        <w:t>Đăng ký l</w:t>
-      </w:r>
-      <w:r>
-        <w:rPr>
-          <w:i/>
-        </w:rPr>
-        <w:t>ầ</w:t>
-      </w:r>
-      <w:r>
-        <w:rPr>
-          <w:i/>
-        </w:rPr>
-        <w:t>n đ</w:t>
-      </w:r>
-      <w:r>
-        <w:rPr>
-          <w:i/>
-        </w:rPr>
-        <w:t>ầ</w:t>
-      </w:r>
-      <w:r>
-        <w:rPr>
-          <w:i/>
-        </w:rPr>
-        <w:t>u:</w:t>
-      </w:r>
-      <w:r>
-        <w:rPr>
-          <w:i/>
-        </w:rPr>
-        <w:t xml:space="preserve"> ngày 30 tháng 09 năm 2021</w:t>
+        <w:t>Đăng ký lần đầu: ngày 30 tháng 09 năm 2021</w:t>
       </w:r>
       <w:r>
         <w:rPr>
           <w:i/>
         </w:rPr>
         <w:br/>
-        <w:t>Đăng ký thay đ</w:t>
-      </w:r>
-      <w:r>
-        <w:rPr>
-          <w:i/>
-        </w:rPr>
-        <w:t>ổ</w:t>
-      </w:r>
-      <w:r>
-        <w:rPr>
-          <w:i/>
-        </w:rPr>
-        <w:t>i l</w:t>
-      </w:r>
-      <w:r>
-        <w:rPr>
-          <w:i/>
-        </w:rPr>
-        <w:t>ầ</w:t>
-      </w:r>
-      <w:r>
-        <w:rPr>
-          <w:i/>
-        </w:rPr>
-        <w:t>n th</w:t>
-      </w:r>
-      <w:r>
-        <w:rPr>
-          <w:i/>
-        </w:rPr>
-        <w:t>ứ</w:t>
-      </w:r>
-      <w:r>
-        <w:rPr>
-          <w:i/>
-        </w:rPr>
-        <w:t>: 1, ngày 07 tháng 07 năm 2022</w:t>
+        <w:t>Đăng ký thay đổi lần thứ: 1, ngày 07 tháng 07 năm 2022</w:t>
       </w:r>
     </w:p>
     <w:p>
@@ -540,31 +168,7 @@
         <w:ind w:left="288"/>
       </w:pPr>
       <w:r>
-        <w:t>Tên công ty vi</w:t>
-      </w:r>
-      <w:r>
-        <w:t>ế</w:t>
-      </w:r>
-      <w:r>
-        <w:t>t b</w:t>
-      </w:r>
-      <w:r>
-        <w:t>ằ</w:t>
-      </w:r>
-      <w:r>
-        <w:t>ng ti</w:t>
-      </w:r>
-      <w:r>
-        <w:t>ế</w:t>
-      </w:r>
-      <w:r>
-        <w:t>ng Vi</w:t>
-      </w:r>
-      <w:r>
-        <w:t>ệ</w:t>
-      </w:r>
-      <w:r>
-        <w:t xml:space="preserve">t: </w:t>
+        <w:t xml:space="preserve">Tên công ty viết bằng tiếng Việt: </w:t>
       </w:r>
       <w:r>
         <w:rPr>
@@ -579,31 +183,7 @@
         <w:ind w:left="288"/>
       </w:pPr>
       <w:r>
-        <w:t>Tên công ty vi</w:t>
-      </w:r>
-      <w:r>
-        <w:t>ế</w:t>
-      </w:r>
-      <w:r>
-        <w:t>t b</w:t>
-      </w:r>
-      <w:r>
-        <w:t>ằ</w:t>
-      </w:r>
-      <w:r>
-        <w:t>ng ti</w:t>
-      </w:r>
-      <w:r>
-        <w:t>ế</w:t>
-      </w:r>
-      <w:r>
-        <w:t>ng nư</w:t>
-      </w:r>
-      <w:r>
-        <w:t>ớ</w:t>
-      </w:r>
-      <w:r>
-        <w:t>c ngoài: SEVEN EXPRESS COMPANY LIMITED</w:t>
+        <w:t>Tên công ty viết bằng tiếng nước ngoài: SEVEN EXPRESS COMPANY LIMITED</w:t>
       </w:r>
     </w:p>
     <w:p>
@@ -612,22 +192,7 @@
         <w:ind w:left="288"/>
       </w:pPr>
       <w:r>
-        <w:t>Tên công ty vi</w:t>
-      </w:r>
-      <w:r>
-        <w:t>ế</w:t>
-      </w:r>
-      <w:r>
-        <w:t>t t</w:t>
-      </w:r>
-      <w:r>
-        <w:t>ắ</w:t>
-      </w:r>
-      <w:r>
-        <w:t xml:space="preserve">t: SEVEN </w:t>
-      </w:r>
-      <w:r>
-        <w:t>EXPRESS</w:t>
+        <w:t>Tên công ty viết tắt: SEVEN EXPRESS</w:t>
       </w:r>
     </w:p>
     <w:p>
@@ -638,55 +203,7 @@
         <w:rPr>
           <w:b/>
         </w:rPr>
-        <w:t>2. Đ</w:t>
-      </w:r>
-      <w:r>
-        <w:rPr>
-          <w:b/>
-        </w:rPr>
-        <w:t>ị</w:t>
-      </w:r>
-      <w:r>
-        <w:rPr>
-          <w:b/>
-        </w:rPr>
-        <w:t>a ch</w:t>
-      </w:r>
-      <w:r>
-        <w:rPr>
-          <w:b/>
-        </w:rPr>
-        <w:t>ỉ</w:t>
-      </w:r>
-      <w:r>
-        <w:rPr>
-          <w:b/>
-        </w:rPr>
-        <w:t xml:space="preserve"> tr</w:t>
-      </w:r>
-      <w:r>
-        <w:rPr>
-          <w:b/>
-        </w:rPr>
-        <w:t>ụ</w:t>
-      </w:r>
-      <w:r>
-        <w:rPr>
-          <w:b/>
-        </w:rPr>
-        <w:t xml:space="preserve"> s</w:t>
-      </w:r>
-      <w:r>
-        <w:rPr>
-          <w:b/>
-        </w:rPr>
-        <w:t>ở</w:t>
-      </w:r>
-      <w:r>
-        <w:rPr>
-          <w:b/>
-        </w:rPr>
-        <w:t xml:space="preserve"> chính</w:t>
+        <w:t>2. Địa chỉ trụ sở chính</w:t>
       </w:r>
     </w:p>
     <w:p>
@@ -695,25 +212,11 @@
         <w:ind w:left="288"/>
       </w:pPr>
       <w:r>
-        <w:t>Đ</w:t>
-      </w:r>
-      <w:r>
-        <w:t>ị</w:t>
-      </w:r>
-      <w:r>
-        <w:t>a ch</w:t>
-      </w:r>
-      <w:r>
-        <w:t>ỉ</w:t>
-      </w:r>
-      <w:r>
-        <w:t xml:space="preserve">: </w:t>
+        <w:t xml:space="preserve">Địa chỉ: </w:t>
       </w:r>
       <w:r>
         <w:t>G45/87 Đường Cách Mạng Tháng Tám, Khu 10, Phường Thủ Dầu Một, TP Hồ Chí Minh, Việt Nam</w:t>
       </w:r>
-      <w:bookmarkStart w:id="0" w:name="_GoBack"/>
-      <w:bookmarkEnd w:id="0"/>
     </w:p>
     <w:p>
       <w:pPr>
@@ -721,19 +224,7 @@
         <w:ind w:left="288"/>
       </w:pPr>
       <w:r>
-        <w:t>Đi</w:t>
-      </w:r>
-      <w:r>
-        <w:t>ệ</w:t>
-      </w:r>
-      <w:r>
-        <w:t>n tho</w:t>
-      </w:r>
-      <w:r>
-        <w:t>ạ</w:t>
-      </w:r>
-      <w:r>
-        <w:t>i: 0823562568</w:t>
+        <w:t>Điện thoại: 0823562568</w:t>
       </w:r>
     </w:p>
     <w:p>
@@ -774,37 +265,7 @@
         <w:rPr>
           <w:b/>
         </w:rPr>
-        <w:t>3. V</w:t>
-      </w:r>
-      <w:r>
-        <w:rPr>
-          <w:b/>
-        </w:rPr>
-        <w:t>ố</w:t>
-      </w:r>
-      <w:r>
-        <w:rPr>
-          <w:b/>
-        </w:rPr>
-        <w:t>n đi</w:t>
-      </w:r>
-      <w:r>
-        <w:rPr>
-          <w:b/>
-        </w:rPr>
-        <w:t>ề</w:t>
-      </w:r>
-      <w:r>
-        <w:rPr>
-          <w:b/>
-        </w:rPr>
-        <w:t>u l</w:t>
-      </w:r>
-      <w:r>
-        <w:rPr>
-          <w:b/>
-        </w:rPr>
-        <w:t>ệ</w:t>
+        <w:t>3. Vốn điều lệ</w:t>
       </w:r>
     </w:p>
     <w:p>
@@ -813,43 +274,13 @@
         <w:ind w:left="288"/>
       </w:pPr>
       <w:r>
-        <w:t>V</w:t>
-      </w:r>
-      <w:r>
-        <w:t>ố</w:t>
-      </w:r>
-      <w:r>
-        <w:t>n đi</w:t>
-      </w:r>
-      <w:r>
-        <w:t>ề</w:t>
-      </w:r>
-      <w:r>
-        <w:t>u l</w:t>
-      </w:r>
-      <w:r>
-        <w:t>ệ</w:t>
-      </w:r>
-      <w:r>
-        <w:t xml:space="preserve">: </w:t>
+        <w:t xml:space="preserve">Vốn điều lệ: </w:t>
       </w:r>
       <w:r>
         <w:rPr>
           <w:b/>
         </w:rPr>
-        <w:t>1.000.000.000 đ</w:t>
-      </w:r>
-      <w:r>
-        <w:rPr>
-          <w:b/>
-        </w:rPr>
-        <w:t>ồ</w:t>
-      </w:r>
-      <w:r>
-        <w:rPr>
-          <w:b/>
-        </w:rPr>
-        <w:t>ng</w:t>
+        <w:t>1.000.000.000 đồng</w:t>
       </w:r>
     </w:p>
     <w:p>
@@ -858,61 +289,13 @@
         <w:ind w:left="288"/>
       </w:pPr>
       <w:r>
-        <w:t>B</w:t>
-      </w:r>
-      <w:r>
-        <w:t>ằ</w:t>
-      </w:r>
-      <w:r>
-        <w:t>ng ch</w:t>
-      </w:r>
-      <w:r>
-        <w:t>ữ</w:t>
-      </w:r>
-      <w:r>
-        <w:t xml:space="preserve">: </w:t>
+        <w:t xml:space="preserve">Bằng chữ: </w:t>
       </w:r>
       <w:r>
         <w:rPr>
           <w:b/>
         </w:rPr>
-        <w:t>M</w:t>
-      </w:r>
-      <w:r>
-        <w:rPr>
-          <w:b/>
-        </w:rPr>
-        <w:t>ộ</w:t>
-      </w:r>
-      <w:r>
-        <w:rPr>
-          <w:b/>
-        </w:rPr>
-        <w:t>t t</w:t>
-      </w:r>
-      <w:r>
-        <w:rPr>
-          <w:b/>
-        </w:rPr>
-        <w:t>ỷ</w:t>
-      </w:r>
-      <w:r>
-        <w:rPr>
-          <w:b/>
-        </w:rPr>
-        <w:t xml:space="preserve"> đ</w:t>
-      </w:r>
-      <w:r>
-        <w:rPr>
-          <w:b/>
-        </w:rPr>
-        <w:t>ồ</w:t>
-      </w:r>
-      <w:r>
-        <w:rPr>
-          <w:b/>
-        </w:rPr>
-        <w:t>ng</w:t>
+        <w:t>Một tỷ đồng</w:t>
       </w:r>
     </w:p>
     <w:p>
@@ -923,55 +306,7 @@
         <w:rPr>
           <w:b/>
         </w:rPr>
-        <w:t>4. Thông tin v</w:t>
-      </w:r>
-      <w:r>
-        <w:rPr>
-          <w:b/>
-        </w:rPr>
-        <w:t>ề</w:t>
-      </w:r>
-      <w:r>
-        <w:rPr>
-          <w:b/>
-        </w:rPr>
-        <w:t xml:space="preserve"> ch</w:t>
-      </w:r>
-      <w:r>
-        <w:rPr>
-          <w:b/>
-        </w:rPr>
-        <w:t>ủ</w:t>
-      </w:r>
-      <w:r>
-        <w:rPr>
-          <w:b/>
-        </w:rPr>
-        <w:t xml:space="preserve"> s</w:t>
-      </w:r>
-      <w:r>
-        <w:rPr>
-          <w:b/>
-        </w:rPr>
-        <w:t>ở</w:t>
-      </w:r>
-      <w:r>
-        <w:rPr>
-          <w:b/>
-        </w:rPr>
-        <w:t xml:space="preserve"> h</w:t>
-      </w:r>
-      <w:r>
-        <w:rPr>
-          <w:b/>
-        </w:rPr>
-        <w:t>ữ</w:t>
-      </w:r>
-      <w:r>
-        <w:rPr>
-          <w:b/>
-        </w:rPr>
-        <w:t>u</w:t>
+        <w:t>4. Thông tin về chủ sở hữu</w:t>
       </w:r>
     </w:p>
     <w:p>
@@ -980,31 +315,13 @@
         <w:ind w:left="288"/>
       </w:pPr>
       <w:r>
-        <w:t>H</w:t>
-      </w:r>
-      <w:r>
-        <w:t>ọ</w:t>
-      </w:r>
-      <w:r>
-        <w:t xml:space="preserve"> và tên: </w:t>
+        <w:t xml:space="preserve">Họ và tên: </w:t>
       </w:r>
       <w:r>
         <w:rPr>
           <w:b/>
         </w:rPr>
-        <w:t>VÕ VĂN PHƯ</w:t>
-      </w:r>
-      <w:r>
-        <w:rPr>
-          <w:b/>
-        </w:rPr>
-        <w:t>Ớ</w:t>
-      </w:r>
-      <w:r>
-        <w:rPr>
-          <w:b/>
-        </w:rPr>
-        <w:t>C</w:t>
+        <w:t>VÕ VĂN PHƯỚC</w:t>
       </w:r>
     </w:p>
     <w:p>
@@ -1013,13 +330,7 @@
         <w:ind w:left="288"/>
       </w:pPr>
       <w:r>
-        <w:t>Sinh ngày: 26/11/1996            Gi</w:t>
-      </w:r>
-      <w:r>
-        <w:t>ớ</w:t>
-      </w:r>
-      <w:r>
-        <w:t>i tính: Nam</w:t>
+        <w:t>Sinh ngày: 26/11/1996            Giới tính: Nam</w:t>
       </w:r>
     </w:p>
     <w:p>
@@ -1028,31 +339,7 @@
         <w:ind w:left="288"/>
       </w:pPr>
       <w:r>
-        <w:t>Dân t</w:t>
-      </w:r>
-      <w:r>
-        <w:t>ộ</w:t>
-      </w:r>
-      <w:r>
-        <w:t>c: Kinh                   Qu</w:t>
-      </w:r>
-      <w:r>
-        <w:t>ố</w:t>
-      </w:r>
-      <w:r>
-        <w:t>c t</w:t>
-      </w:r>
-      <w:r>
-        <w:t>ị</w:t>
-      </w:r>
-      <w:r>
-        <w:t>ch: Vi</w:t>
-      </w:r>
-      <w:r>
-        <w:t>ệ</w:t>
-      </w:r>
-      <w:r>
-        <w:t>t Nam</w:t>
+        <w:t>Dân tộc: Kinh                   Quốc tịch: Việt Nam</w:t>
       </w:r>
     </w:p>
     <w:p>
@@ -1061,37 +348,7 @@
         <w:ind w:left="288"/>
       </w:pPr>
       <w:r>
-        <w:t>Lo</w:t>
-      </w:r>
-      <w:r>
-        <w:t>ạ</w:t>
-      </w:r>
-      <w:r>
-        <w:t>i gi</w:t>
-      </w:r>
-      <w:r>
-        <w:t>ấ</w:t>
-      </w:r>
-      <w:r>
-        <w:t>y t</w:t>
-      </w:r>
-      <w:r>
-        <w:t>ờ</w:t>
-      </w:r>
-      <w:r>
-        <w:t xml:space="preserve"> pháp lý c</w:t>
-      </w:r>
-      <w:r>
-        <w:t>ủ</w:t>
-      </w:r>
-      <w:r>
-        <w:t>a cá nhân: Ch</w:t>
-      </w:r>
-      <w:r>
-        <w:t>ứ</w:t>
-      </w:r>
-      <w:r>
-        <w:t>ng minh nhân dân</w:t>
+        <w:t>Loại giấy tờ pháp lý của cá nhân: Số định danh cá nhân</w:t>
       </w:r>
     </w:p>
     <w:p>
@@ -1100,34 +357,7 @@
         <w:ind w:left="288"/>
       </w:pPr>
       <w:r>
-        <w:t>S</w:t>
-      </w:r>
-      <w:r>
-        <w:t>ố</w:t>
-      </w:r>
-      <w:r>
-        <w:t xml:space="preserve"> gi</w:t>
-      </w:r>
-      <w:r>
-        <w:t>ấ</w:t>
-      </w:r>
-      <w:r>
-        <w:t>y t</w:t>
-      </w:r>
-      <w:r>
-        <w:t>ờ</w:t>
-      </w:r>
-      <w:r>
-        <w:t xml:space="preserve"> pháp lý c</w:t>
-      </w:r>
-      <w:r>
-        <w:t>ủ</w:t>
-      </w:r>
-      <w:r>
-        <w:t xml:space="preserve">a cá nhân: </w:t>
-      </w:r>
-      <w:r>
-        <w:t>285837762</w:t>
+        <w:t>Số giấy tờ pháp lý của cá nhân: 070096008832</w:t>
       </w:r>
     </w:p>
     <w:p>
@@ -1136,176 +366,10 @@
         <w:ind w:left="288"/>
       </w:pPr>
       <w:r>
-        <w:t>Ngày c</w:t>
+        <w:t>Ngày cấp: 10/08/2021           Nơi cấp: Bộ Công An</w:t>
       </w:r>
-      <w:r>
-        <w:t>ấ</w:t>
-      </w:r>
-      <w:r>
-        <w:t>p: 02/04/2019           Nơi c</w:t>
-      </w:r>
-      <w:r>
-        <w:t>ấ</w:t>
-      </w:r>
-      <w:r>
-        <w:t>p: Công An Bình Phư</w:t>
-      </w:r>
-      <w:r>
-        <w:t>ớ</w:t>
-      </w:r>
-      <w:r>
-        <w:t>c</w:t>
-      </w:r>
-    </w:p>
-    <w:p>
-      <w:pPr>
-        <w:spacing w:before="40" w:after="60"/>
-        <w:ind w:left="288"/>
-      </w:pPr>
-      <w:r>
-        <w:t>Đ</w:t>
-      </w:r>
-      <w:r>
-        <w:t>ị</w:t>
-      </w:r>
-      <w:r>
-        <w:t>a ch</w:t>
-      </w:r>
-      <w:r>
-        <w:t>ỉ</w:t>
-      </w:r>
-      <w:r>
-        <w:t xml:space="preserve"> thư</w:t>
-      </w:r>
-      <w:r>
-        <w:t>ờ</w:t>
-      </w:r>
-      <w:r>
-        <w:t>ng trú: S</w:t>
-      </w:r>
-      <w:r>
-        <w:t>ố</w:t>
-      </w:r>
-      <w:r>
-        <w:t xml:space="preserve"> 40, </w:t>
-      </w:r>
-      <w:r>
-        <w:t>Ấ</w:t>
-      </w:r>
-      <w:r>
-        <w:t>p 1, Xã L</w:t>
-      </w:r>
-      <w:r>
-        <w:t>ộ</w:t>
-      </w:r>
-      <w:r>
-        <w:t>c Thái, Huy</w:t>
-      </w:r>
-      <w:r>
-        <w:t>ệ</w:t>
-      </w:r>
-      <w:r>
-        <w:t>n L</w:t>
-      </w:r>
-      <w:r>
-        <w:t>ộ</w:t>
-      </w:r>
-      <w:r>
-        <w:t>c Ninh, T</w:t>
-      </w:r>
-      <w:r>
-        <w:t>ỉ</w:t>
-      </w:r>
-      <w:r>
-        <w:t>nh Bình Phư</w:t>
-      </w:r>
-      <w:r>
-        <w:t>ớ</w:t>
-      </w:r>
-      <w:r>
-        <w:t>c, Vi</w:t>
-      </w:r>
-      <w:r>
-        <w:t>ệ</w:t>
-      </w:r>
-      <w:r>
-        <w:t>t Nam</w:t>
-      </w:r>
-    </w:p>
-    <w:p>
-      <w:pPr>
-        <w:spacing w:before="40" w:after="60"/>
-        <w:ind w:left="288"/>
-      </w:pPr>
-      <w:r>
-        <w:t>Đ</w:t>
-      </w:r>
-      <w:r>
-        <w:t>ị</w:t>
-      </w:r>
-      <w:r>
-        <w:t>a ch</w:t>
-      </w:r>
-      <w:r>
-        <w:t>ỉ</w:t>
-      </w:r>
-      <w:r>
-        <w:t xml:space="preserve"> liên l</w:t>
-      </w:r>
-      <w:r>
-        <w:t>ạ</w:t>
-      </w:r>
-      <w:r>
-        <w:t>c: S</w:t>
-      </w:r>
-      <w:r>
-        <w:t>ố</w:t>
-      </w:r>
-      <w:r>
-        <w:t xml:space="preserve"> 40, </w:t>
-      </w:r>
-      <w:r>
-        <w:t>Ấ</w:t>
-      </w:r>
-      <w:r>
-        <w:t>p 1, Xã L</w:t>
-      </w:r>
-      <w:r>
-        <w:t>ộ</w:t>
-      </w:r>
-      <w:r>
-        <w:t>c Thái, Huy</w:t>
-      </w:r>
-      <w:r>
-        <w:t>ệ</w:t>
-      </w:r>
-      <w:r>
-        <w:t>n L</w:t>
-      </w:r>
-      <w:r>
-        <w:t>ộ</w:t>
-      </w:r>
-      <w:r>
-        <w:t>c Ninh, T</w:t>
-      </w:r>
-      <w:r>
-        <w:t>ỉ</w:t>
-      </w:r>
-      <w:r>
-        <w:t>nh Bình Phư</w:t>
-      </w:r>
-      <w:r>
-        <w:t>ớ</w:t>
-      </w:r>
-      <w:r>
-        <w:t>c, Vi</w:t>
-      </w:r>
-      <w:r>
-        <w:t>ệ</w:t>
-      </w:r>
-      <w:r>
-        <w:t>t Nam</w:t>
-      </w:r>
+      <w:bookmarkStart w:id="0" w:name="_GoBack"/>
+      <w:bookmarkEnd w:id="0"/>
     </w:p>
     <w:p>
       <w:pPr>
@@ -1315,73 +379,7 @@
         <w:rPr>
           <w:b/>
         </w:rPr>
-        <w:t>5. Ngư</w:t>
-      </w:r>
-      <w:r>
-        <w:rPr>
-          <w:b/>
-        </w:rPr>
-        <w:t>ờ</w:t>
-      </w:r>
-      <w:r>
-        <w:rPr>
-          <w:b/>
-        </w:rPr>
-        <w:t>i đ</w:t>
-      </w:r>
-      <w:r>
-        <w:rPr>
-          <w:b/>
-        </w:rPr>
-        <w:t>ạ</w:t>
-      </w:r>
-      <w:r>
-        <w:rPr>
-          <w:b/>
-        </w:rPr>
-        <w:t xml:space="preserve">i </w:t>
-      </w:r>
-      <w:r>
-        <w:rPr>
-          <w:b/>
-        </w:rPr>
-        <w:t>di</w:t>
-      </w:r>
-      <w:r>
-        <w:rPr>
-          <w:b/>
-        </w:rPr>
-        <w:t>ệ</w:t>
-      </w:r>
-      <w:r>
-        <w:rPr>
-          <w:b/>
-        </w:rPr>
-        <w:t>n theo pháp lu</w:t>
-      </w:r>
-      <w:r>
-        <w:rPr>
-          <w:b/>
-        </w:rPr>
-        <w:t>ậ</w:t>
-      </w:r>
-      <w:r>
-        <w:rPr>
-          <w:b/>
-        </w:rPr>
-        <w:t>t c</w:t>
-      </w:r>
-      <w:r>
-        <w:rPr>
-          <w:b/>
-        </w:rPr>
-        <w:t>ủ</w:t>
-      </w:r>
-      <w:r>
-        <w:rPr>
-          <w:b/>
-        </w:rPr>
-        <w:t>a công ty</w:t>
+        <w:t>5. Người đại diện theo pháp luật của công ty</w:t>
       </w:r>
     </w:p>
     <w:p>
@@ -1390,31 +388,13 @@
         <w:ind w:left="288"/>
       </w:pPr>
       <w:r>
-        <w:t>* H</w:t>
-      </w:r>
-      <w:r>
-        <w:t>ọ</w:t>
-      </w:r>
-      <w:r>
-        <w:t xml:space="preserve"> và tên: </w:t>
+        <w:t xml:space="preserve">* Họ và tên: </w:t>
       </w:r>
       <w:r>
         <w:rPr>
           <w:b/>
         </w:rPr>
-        <w:t>VÕ VĂN PHƯ</w:t>
-      </w:r>
-      <w:r>
-        <w:rPr>
-          <w:b/>
-        </w:rPr>
-        <w:t>Ớ</w:t>
-      </w:r>
-      <w:r>
-        <w:rPr>
-          <w:b/>
-        </w:rPr>
-        <w:t>C</w:t>
+        <w:t>VÕ VĂN PHƯỚC</w:t>
       </w:r>
     </w:p>
     <w:p>
@@ -1423,55 +403,43 @@
         <w:ind w:left="288"/>
       </w:pPr>
       <w:r>
-        <w:t>Ch</w:t>
-      </w:r>
-      <w:r>
-        <w:t>ứ</w:t>
-      </w:r>
-      <w:r>
-        <w:t xml:space="preserve">c danh: </w:t>
+        <w:t xml:space="preserve">Chức danh: </w:t>
       </w:r>
       <w:r>
         <w:rPr>
           <w:b/>
         </w:rPr>
-        <w:t>Ch</w:t>
+        <w:t>Chủ tịch công ty kiêm giám đốc</w:t>
+      </w:r>
+    </w:p>
+    <w:p>
+      <w:pPr>
+        <w:spacing w:before="40" w:after="60"/>
+        <w:ind w:left="288"/>
+      </w:pPr>
+      <w:r>
+        <w:t>Sinh ngày: 26/11/1996            Giới tính: Nam</w:t>
+      </w:r>
+    </w:p>
+    <w:p>
+      <w:pPr>
+        <w:spacing w:before="40" w:after="60"/>
+        <w:ind w:left="288"/>
+      </w:pPr>
+      <w:r>
+        <w:t>Dân tộc: Kinh                   Quốc tịch: Việt Nam</w:t>
+      </w:r>
+    </w:p>
+    <w:p>
+      <w:pPr>
+        <w:spacing w:before="40" w:after="60"/>
+        <w:ind w:left="288"/>
+      </w:pPr>
+      <w:r>
+        <w:t xml:space="preserve">Loại giấy tờ pháp lý của cá nhân: </w:t>
       </w:r>
       <w:r>
-        <w:rPr>
-          <w:b/>
-        </w:rPr>
-        <w:t>ủ</w:t>
-      </w:r>
-      <w:r>
-        <w:rPr>
-          <w:b/>
-        </w:rPr>
-        <w:t xml:space="preserve"> t</w:t>
-      </w:r>
-      <w:r>
-        <w:rPr>
-          <w:b/>
-        </w:rPr>
-        <w:t>ị</w:t>
-      </w:r>
-      <w:r>
-        <w:rPr>
-          <w:b/>
-        </w:rPr>
-        <w:t>ch công ty kiêm giám đ</w:t>
-      </w:r>
-      <w:r>
-        <w:rPr>
-          <w:b/>
-        </w:rPr>
-        <w:t>ố</w:t>
-      </w:r>
-      <w:r>
-        <w:rPr>
-          <w:b/>
-        </w:rPr>
-        <w:t>c</w:t>
+        <w:t>Số định danh cá nhân</w:t>
       </w:r>
     </w:p>
     <w:p>
@@ -1481,13 +449,10 @@
       </w:pPr>
       <w:r>
         <w:lastRenderedPageBreak/>
-        <w:t>Sinh ngày: 26/11/1996            Gi</w:t>
+        <w:t xml:space="preserve">Số giấy tờ pháp lý của cá nhân: </w:t>
       </w:r>
       <w:r>
-        <w:t>ớ</w:t>
-      </w:r>
-      <w:r>
-        <w:t>i tính: Nam</w:t>
+        <w:t>070096008832</w:t>
       </w:r>
     </w:p>
     <w:p>
@@ -1496,31 +461,16 @@
         <w:ind w:left="288"/>
       </w:pPr>
       <w:r>
-        <w:t>Dân t</w:t>
+        <w:t xml:space="preserve">Ngày cấp: </w:t>
       </w:r>
       <w:r>
-        <w:t>ộ</w:t>
+        <w:t>10/08/2021</w:t>
       </w:r>
       <w:r>
-        <w:t>c: Kinh                   Qu</w:t>
+        <w:t xml:space="preserve">           Nơi cấp: </w:t>
       </w:r>
       <w:r>
-        <w:t>ố</w:t>
-      </w:r>
-      <w:r>
-        <w:t>c t</w:t>
-      </w:r>
-      <w:r>
-        <w:t>ị</w:t>
-      </w:r>
-      <w:r>
-        <w:t>ch: Vi</w:t>
-      </w:r>
-      <w:r>
-        <w:t>ệ</w:t>
-      </w:r>
-      <w:r>
-        <w:t>t Nam</w:t>
+        <w:t>Bộ Công An</w:t>
       </w:r>
     </w:p>
     <w:p>
@@ -1529,37 +479,7 @@
         <w:ind w:left="288"/>
       </w:pPr>
       <w:r>
-        <w:t>Lo</w:t>
-      </w:r>
-      <w:r>
-        <w:t>ạ</w:t>
-      </w:r>
-      <w:r>
-        <w:t>i gi</w:t>
-      </w:r>
-      <w:r>
-        <w:t>ấ</w:t>
-      </w:r>
-      <w:r>
-        <w:t>y t</w:t>
-      </w:r>
-      <w:r>
-        <w:t>ờ</w:t>
-      </w:r>
-      <w:r>
-        <w:t xml:space="preserve"> pháp lý c</w:t>
-      </w:r>
-      <w:r>
-        <w:t>ủ</w:t>
-      </w:r>
-      <w:r>
-        <w:t>a cá nhân: Ch</w:t>
-      </w:r>
-      <w:r>
-        <w:t>ứ</w:t>
-      </w:r>
-      <w:r>
-        <w:t>ng minh nhân dân</w:t>
+        <w:t>Địa chỉ thường trú: Số 40, Ấp 1, Xã Lộc Thái, Huyện Lộc Ninh, Tỉnh Bình Phước, Việt Nam</w:t>
       </w:r>
     </w:p>
     <w:p>
@@ -1568,211 +488,7 @@
         <w:ind w:left="288"/>
       </w:pPr>
       <w:r>
-        <w:t>S</w:t>
-      </w:r>
-      <w:r>
-        <w:t>ố</w:t>
-      </w:r>
-      <w:r>
-        <w:t xml:space="preserve"> gi</w:t>
-      </w:r>
-      <w:r>
-        <w:t>ấ</w:t>
-      </w:r>
-      <w:r>
-        <w:t>y t</w:t>
-      </w:r>
-      <w:r>
-        <w:t>ờ</w:t>
-      </w:r>
-      <w:r>
-        <w:t xml:space="preserve"> pháp lý c</w:t>
-      </w:r>
-      <w:r>
-        <w:t>ủ</w:t>
-      </w:r>
-      <w:r>
-        <w:t>a cá nhân: 285837762</w:t>
-      </w:r>
-    </w:p>
-    <w:p>
-      <w:pPr>
-        <w:spacing w:before="40" w:after="60"/>
-        <w:ind w:left="288"/>
-      </w:pPr>
-      <w:r>
-        <w:t>Ngày c</w:t>
-      </w:r>
-      <w:r>
-        <w:t>ấ</w:t>
-      </w:r>
-      <w:r>
-        <w:t>p: 02/04/2019           Nơi c</w:t>
-      </w:r>
-      <w:r>
-        <w:t>ấ</w:t>
-      </w:r>
-      <w:r>
-        <w:t>p: Công An Bình Phư</w:t>
-      </w:r>
-      <w:r>
-        <w:t>ớ</w:t>
-      </w:r>
-      <w:r>
-        <w:t>c</w:t>
-      </w:r>
-    </w:p>
-    <w:p>
-      <w:pPr>
-        <w:spacing w:before="40" w:after="60"/>
-        <w:ind w:left="288"/>
-      </w:pPr>
-      <w:r>
-        <w:t>Đ</w:t>
-      </w:r>
-      <w:r>
-        <w:t>ị</w:t>
-      </w:r>
-      <w:r>
-        <w:t>a ch</w:t>
-      </w:r>
-      <w:r>
-        <w:t>ỉ</w:t>
-      </w:r>
-      <w:r>
-        <w:t xml:space="preserve"> thư</w:t>
-      </w:r>
-      <w:r>
-        <w:t>ờ</w:t>
-      </w:r>
-      <w:r>
-        <w:t>ng trú: S</w:t>
-      </w:r>
-      <w:r>
-        <w:t>ố</w:t>
-      </w:r>
-      <w:r>
-        <w:t xml:space="preserve"> 40, </w:t>
-      </w:r>
-      <w:r>
-        <w:t>Ấ</w:t>
-      </w:r>
-      <w:r>
-        <w:t>p 1, Xã L</w:t>
-      </w:r>
-      <w:r>
-        <w:t>ộ</w:t>
-      </w:r>
-      <w:r>
-        <w:t>c Thái, Huy</w:t>
-      </w:r>
-      <w:r>
-        <w:t>ệ</w:t>
-      </w:r>
-      <w:r>
-        <w:t>n L</w:t>
-      </w:r>
-      <w:r>
-        <w:t>ộ</w:t>
-      </w:r>
-      <w:r>
-        <w:t>c Ninh, T</w:t>
-      </w:r>
-      <w:r>
-        <w:t>ỉ</w:t>
-      </w:r>
-      <w:r>
-        <w:t>nh Bình Phư</w:t>
-      </w:r>
-      <w:r>
-        <w:t>ớ</w:t>
-      </w:r>
-      <w:r>
-        <w:t>c, Vi</w:t>
-      </w:r>
-      <w:r>
-        <w:t>ệ</w:t>
-      </w:r>
-      <w:r>
-        <w:t>t Nam</w:t>
-      </w:r>
-    </w:p>
-    <w:p>
-      <w:pPr>
-        <w:spacing w:before="40" w:after="60"/>
-        <w:ind w:left="288"/>
-      </w:pPr>
-      <w:r>
-        <w:t>Đ</w:t>
-      </w:r>
-      <w:r>
-        <w:t>ị</w:t>
-      </w:r>
-      <w:r>
-        <w:t>a ch</w:t>
-      </w:r>
-      <w:r>
-        <w:t>ỉ</w:t>
-      </w:r>
-      <w:r>
-        <w:t xml:space="preserve"> liên l</w:t>
-      </w:r>
-      <w:r>
-        <w:t>ạ</w:t>
-      </w:r>
-      <w:r>
-        <w:t>c: S</w:t>
-      </w:r>
-      <w:r>
-        <w:t>ố</w:t>
-      </w:r>
-      <w:r>
-        <w:t xml:space="preserve"> 40, </w:t>
-      </w:r>
-      <w:r>
-        <w:t>Ấ</w:t>
-      </w:r>
-      <w:r>
-        <w:t>p 1, Xã L</w:t>
-      </w:r>
-      <w:r>
-        <w:t>ộ</w:t>
-      </w:r>
-      <w:r>
-        <w:t>c Thái, Huy</w:t>
-      </w:r>
-      <w:r>
-        <w:t>ệ</w:t>
-      </w:r>
-      <w:r>
-        <w:t>n L</w:t>
-      </w:r>
-      <w:r>
-        <w:t>ộ</w:t>
-      </w:r>
-      <w:r>
-        <w:t>c Ninh, T</w:t>
-      </w:r>
-      <w:r>
-        <w:t>ỉ</w:t>
-      </w:r>
-      <w:r>
-        <w:t>nh Bình</w:t>
-      </w:r>
-      <w:r>
-        <w:t xml:space="preserve"> Phư</w:t>
-      </w:r>
-      <w:r>
-        <w:t>ớ</w:t>
-      </w:r>
-      <w:r>
-        <w:t>c, Vi</w:t>
-      </w:r>
-      <w:r>
-        <w:t>ệ</w:t>
-      </w:r>
-      <w:r>
-        <w:t>t Nam</w:t>
+        <w:t>Địa chỉ liên lạc: Số 40, Ấp 1, Xã Lộc Thái, Huyện Lộc Ninh, Tỉnh Bình Phước, Việt Nam</w:t>
       </w:r>
     </w:p>
     <w:sectPr>
@@ -13695,7 +12411,7 @@
 </file>
 
 <file path=customXml/itemProps1.xml><?xml version="1.0" encoding="utf-8"?>
-<ds:datastoreItem xmlns:ds="http://schemas.openxmlformats.org/officeDocument/2006/customXml" ds:itemID="{07736006-367F-4B80-8AFF-2AA4A08B231D}">
+<ds:datastoreItem xmlns:ds="http://schemas.openxmlformats.org/officeDocument/2006/customXml" ds:itemID="{2E239846-BEDA-46CA-A170-BF73C1C81E58}">
   <ds:schemaRefs>
     <ds:schemaRef ds:uri="http://schemas.openxmlformats.org/officeDocument/2006/bibliography"/>
   </ds:schemaRefs>
